--- a/swh/docx/23.content.docx
+++ b/swh/docx/23.content.docx
@@ -19,7 +19,7 @@
         <w:rPr>
           <w:lang w:val="sw_KE" w:bidi="sw_KE"/>
         </w:rPr>
-        <w:t>Resource: Maelezo ya Masomo - Machapisho ya Vitabu (Tyndale)</w:t>
+        <w:t>Resource: Tyndale Open Study Notes</w:t>
       </w:r>
       <w:r>
         <w:rPr>
@@ -112,7 +112,7 @@
         <w:rPr>
           <w:lang w:val="sw_KE" w:bidi="sw_KE"/>
         </w:rPr>
-        <w:t>Maelezo ya Masomo - Machapisho ya Vitabu (Tyndale)</w:t>
+        <w:t>Tyndale Open Study Notes</w:t>
       </w:r>
     </w:p>
     <w:p>

--- a/swh/docx/23.content.docx
+++ b/swh/docx/23.content.docx
@@ -19,7 +19,7 @@
         <w:rPr>
           <w:lang w:val="sw_KE" w:bidi="sw_KE"/>
         </w:rPr>
-        <w:t>Resource: Tyndale Open Study Notes</w:t>
+        <w:t>Resource: Aquifer Open Study Notes (Book Intros)</w:t>
       </w:r>
       <w:r>
         <w:rPr>
@@ -112,7 +112,7 @@
         <w:rPr>
           <w:lang w:val="sw_KE" w:bidi="sw_KE"/>
         </w:rPr>
-        <w:t>Tyndale Open Study Notes</w:t>
+        <w:t>Aquifer Open Study Notes (Book Intros)</w:t>
       </w:r>
     </w:p>
     <w:p>

--- a/swh/docx/23.content.docx
+++ b/swh/docx/23.content.docx
@@ -285,36 +285,24 @@
         </w:rPr>
         <w:t>Wakati Mfalme Uzia wa Yuda alipokuwa bado hai, Yuda iliweza kupuuza mgogoro huo. Kwa ujumla, Uzia alikuwa mfalme mzuri na mwenye ufanisi, alikuwa na jeshi lenye nguvu (</w:t>
       </w:r>
-      <w:hyperlink r:id="rId13">
-        <w:r>
-          <w:rPr>
-            <w:lang w:val="sw_KE" w:bidi="sw_KE"/>
-          </w:rPr>
-          <w:rPr>
-            <w:color w:val="0000EE"/>
-            <w:u w:val="single"/>
-          </w:rPr>
-          <w:t>2 Nya 26:11–15</w:t>
-        </w:r>
-      </w:hyperlink>
+      <w:r>
+        <w:rPr>
+          <w:lang w:val="sw_KE" w:bidi="sw_KE"/>
+        </w:rPr>
+        <w:t>2 Nya 26:11–15</w:t>
+      </w:r>
       <w:r>
         <w:rPr>
           <w:lang w:val="sw_KE" w:bidi="sw_KE"/>
         </w:rPr>
         <w:t>), na watu wake walitumaini kwamba angeweza kwa namna fulani kuokoa taifa kutoka kwa Waashuri. Hata hivyo, Uzia alipokufa, watawala wasiomcha Mungu walimfuatia. Wakati wa mgogoro huu wa uongozi, Mungu alimpa Isaya maono yaliyomzindua huduma yake na kumwongoza kwa miaka arobaini iliyofuata (</w:t>
       </w:r>
-      <w:hyperlink r:id="rId14">
-        <w:r>
-          <w:rPr>
-            <w:lang w:val="sw_KE" w:bidi="sw_KE"/>
-          </w:rPr>
-          <w:rPr>
-            <w:color w:val="0000EE"/>
-            <w:u w:val="single"/>
-          </w:rPr>
-          <w:t>Isa 6</w:t>
-        </w:r>
-      </w:hyperlink>
+      <w:r>
+        <w:rPr>
+          <w:lang w:val="sw_KE" w:bidi="sw_KE"/>
+        </w:rPr>
+        <w:t>Isa 6</w:t>
+      </w:r>
       <w:r>
         <w:rPr>
           <w:lang w:val="sw_KE" w:bidi="sw_KE"/>
@@ -349,54 +337,36 @@
         </w:rPr>
         <w:t>Kwa bahati mbaya, ujumbe mkuu wa Isaya haukusikilizwa kila wakati. Karibu mwaka wa 734 KK, Israeli iliunda muungano na Shamu ili kupinga Ashuru. Wakati Mfalme Ahazi wa Yuda alikataa kujiunga na muungano huu, Israeli na Shamu zilishambulia Yuda ili kumlazimisha Ahazi kujiunga nao. Akikabiliwa na mgogoro huu, Ahazi kwa upumbavu aliwaita Waashuru kumwokoa (</w:t>
       </w:r>
-      <w:hyperlink r:id="rId15">
-        <w:r>
-          <w:rPr>
-            <w:lang w:val="sw_KE" w:bidi="sw_KE"/>
-          </w:rPr>
-          <w:rPr>
-            <w:color w:val="0000EE"/>
-            <w:u w:val="single"/>
-          </w:rPr>
-          <w:t>2 Mambo 28:16–21</w:t>
-        </w:r>
-      </w:hyperlink>
+      <w:r>
+        <w:rPr>
+          <w:lang w:val="sw_KE" w:bidi="sw_KE"/>
+        </w:rPr>
+        <w:t>2 Mambo 28:16–21</w:t>
+      </w:r>
       <w:r>
         <w:rPr>
           <w:lang w:val="sw_KE" w:bidi="sw_KE"/>
         </w:rPr>
         <w:t>) badala ya kumtumaini Mungu (</w:t>
       </w:r>
-      <w:hyperlink r:id="rId16">
-        <w:r>
-          <w:rPr>
-            <w:lang w:val="sw_KE" w:bidi="sw_KE"/>
-          </w:rPr>
-          <w:rPr>
-            <w:color w:val="0000EE"/>
-            <w:u w:val="single"/>
-          </w:rPr>
-          <w:t>Is 7:1–12</w:t>
-        </w:r>
-      </w:hyperlink>
+      <w:r>
+        <w:rPr>
+          <w:lang w:val="sw_KE" w:bidi="sw_KE"/>
+        </w:rPr>
+        <w:t>Is 7:1–12</w:t>
+      </w:r>
       <w:r>
         <w:rPr>
           <w:lang w:val="sw_KE" w:bidi="sw_KE"/>
         </w:rPr>
         <w:t>). Ingawa mfalme wa Ashuru aliishinda Shamu na Israeli, pia aliitawala Yuda na kuiwekea mzigo mzito wa kodi. Miaka michache baadaye (722 KK), Ashuru ilishinda ufalme wa Israeli tena na kupeleka watu wake wengi uhamishoni (</w:t>
       </w:r>
-      <w:hyperlink r:id="rId17">
-        <w:r>
-          <w:rPr>
-            <w:lang w:val="sw_KE" w:bidi="sw_KE"/>
-          </w:rPr>
-          <w:rPr>
-            <w:color w:val="0000EE"/>
-            <w:u w:val="single"/>
-          </w:rPr>
-          <w:t>2 Waf 17:5–18</w:t>
-        </w:r>
-      </w:hyperlink>
+      <w:r>
+        <w:rPr>
+          <w:lang w:val="sw_KE" w:bidi="sw_KE"/>
+        </w:rPr>
+        <w:t>2 Waf 17:5–18</w:t>
+      </w:r>
       <w:r>
         <w:rPr>
           <w:lang w:val="sw_KE" w:bidi="sw_KE"/>
@@ -417,18 +387,12 @@
         </w:rPr>
         <w:t>Mwaka wa 701 KK, wakati wa utawala wa Mfalme Hezekia, Ashuru ilivamia Yuda tena. Wakati huu, Yuda ilimtegemea uaminifu wa Mungu, na kama alivyoahidi, Mungu aliokoa taifa hilo kutoka kwa jeshi la Waashuru (</w:t>
       </w:r>
-      <w:hyperlink r:id="rId18">
-        <w:r>
-          <w:rPr>
-            <w:lang w:val="sw_KE" w:bidi="sw_KE"/>
-          </w:rPr>
-          <w:rPr>
-            <w:color w:val="0000EE"/>
-            <w:u w:val="single"/>
-          </w:rPr>
-          <w:t>37:21–36</w:t>
-        </w:r>
-      </w:hyperlink>
+      <w:r>
+        <w:rPr>
+          <w:lang w:val="sw_KE" w:bidi="sw_KE"/>
+        </w:rPr>
+        <w:t>37:21–36</w:t>
+      </w:r>
       <w:r>
         <w:rPr>
           <w:lang w:val="sw_KE" w:bidi="sw_KE"/>
@@ -463,18 +427,12 @@
         </w:rPr>
         <w:t xml:space="preserve">Waliporudi kutoka uhamishoni (538 KK; tazama </w:t>
       </w:r>
-      <w:hyperlink r:id="rId19">
-        <w:r>
-          <w:rPr>
-            <w:lang w:val="sw_KE" w:bidi="sw_KE"/>
-          </w:rPr>
-          <w:rPr>
-            <w:color w:val="0000EE"/>
-            <w:u w:val="single"/>
-          </w:rPr>
-          <w:t>Ezra 1:1–4</w:t>
-        </w:r>
-      </w:hyperlink>
+      <w:r>
+        <w:rPr>
+          <w:lang w:val="sw_KE" w:bidi="sw_KE"/>
+        </w:rPr>
+        <w:t>Ezra 1:1–4</w:t>
+      </w:r>
       <w:r>
         <w:rPr>
           <w:lang w:val="sw_KE" w:bidi="sw_KE"/>
@@ -500,126 +458,84 @@
           <w:lang w:val="sw_KE" w:bidi="sw_KE"/>
         </w:rPr>
       </w:r>
-      <w:hyperlink r:id="rId20">
-        <w:r>
-          <w:rPr>
-            <w:lang w:val="sw_KE" w:bidi="sw_KE"/>
-          </w:rPr>
-          <w:rPr>
-            <w:color w:val="0000EE"/>
-            <w:u w:val="single"/>
-          </w:rPr>
-          <w:t>Isaya 1–39</w:t>
-        </w:r>
-      </w:hyperlink>
+      <w:r>
+        <w:rPr>
+          <w:lang w:val="sw_KE" w:bidi="sw_KE"/>
+        </w:rPr>
+        <w:t>Isaya 1–39</w:t>
+      </w:r>
       <w:r>
         <w:rPr>
           <w:lang w:val="sw_KE" w:bidi="sw_KE"/>
         </w:rPr>
         <w:t xml:space="preserve"> inajumulisha kipindi kutoka kifo cha Uzia (740 KK) hadi 701 KK. Utangulizi (</w:t>
       </w:r>
-      <w:hyperlink r:id="rId21">
-        <w:r>
-          <w:rPr>
-            <w:lang w:val="sw_KE" w:bidi="sw_KE"/>
-          </w:rPr>
-          <w:rPr>
-            <w:color w:val="0000EE"/>
-            <w:u w:val="single"/>
-          </w:rPr>
-          <w:t>sura 1–5</w:t>
-        </w:r>
-      </w:hyperlink>
+      <w:r>
+        <w:rPr>
+          <w:lang w:val="sw_KE" w:bidi="sw_KE"/>
+        </w:rPr>
+        <w:t>sura 1–5</w:t>
+      </w:r>
       <w:r>
         <w:rPr>
           <w:lang w:val="sw_KE" w:bidi="sw_KE"/>
         </w:rPr>
         <w:t xml:space="preserve">) unalinganisha hali ya sasa ya dhambi na ukosefu wa haki ya Yuda na hali ya baraka katika uwepo wa Mungu ambayo walikuwa wameitwa awali. Ulinganisho huu unaibua swali: Je, uharibifu wa sasa unaweza kubadilishwa kuwa utukufu, usafi, na uzalishaji? Nabii anajibu katika </w:t>
       </w:r>
-      <w:hyperlink r:id="rId14">
-        <w:r>
-          <w:rPr>
-            <w:lang w:val="sw_KE" w:bidi="sw_KE"/>
-          </w:rPr>
-          <w:rPr>
-            <w:color w:val="0000EE"/>
-            <w:u w:val="single"/>
-          </w:rPr>
-          <w:t>sura ya 6</w:t>
-        </w:r>
-      </w:hyperlink>
+      <w:r>
+        <w:rPr>
+          <w:lang w:val="sw_KE" w:bidi="sw_KE"/>
+        </w:rPr>
+        <w:t>sura ya 6</w:t>
+      </w:r>
       <w:r>
         <w:rPr>
           <w:lang w:val="sw_KE" w:bidi="sw_KE"/>
         </w:rPr>
         <w:t xml:space="preserve">, anaposimulia upya wake na wito wake kama mfano wa jinsi mabadiliko yanaweza kutokea kitaifa. Ikiwa Yuda ilitaka kupata upya huo, hata hivyo, ilihitaji kuacha njia zake za dhambi na kujifunza kumtegemea Mungu. Katika </w:t>
       </w:r>
-      <w:hyperlink r:id="rId22">
-        <w:r>
-          <w:rPr>
-            <w:lang w:val="sw_KE" w:bidi="sw_KE"/>
-          </w:rPr>
-          <w:rPr>
-            <w:color w:val="0000EE"/>
-            <w:u w:val="single"/>
-          </w:rPr>
-          <w:t>sura 13–35</w:t>
-        </w:r>
-      </w:hyperlink>
+      <w:r>
+        <w:rPr>
+          <w:lang w:val="sw_KE" w:bidi="sw_KE"/>
+        </w:rPr>
+        <w:t>sura 13–35</w:t>
+      </w:r>
       <w:r>
         <w:rPr>
           <w:lang w:val="sw_KE" w:bidi="sw_KE"/>
         </w:rPr>
         <w:t xml:space="preserve"> nabii anatumia aina mbalimbali za fasihi na hali za maisha kuthibitisha kwamba Mungu ndiye pekee anayeaminika kweli; kutegemea taifa lolote jirani badala ya Mungu ni upumbavu mkubwa. Isaya anafunga ujumbe huu na habari mbili za kihistoria za uzoefu na Ashuru: uzoefu wa Mfalme Ahazi katika </w:t>
       </w:r>
-      <w:hyperlink r:id="rId23">
-        <w:r>
-          <w:rPr>
-            <w:lang w:val="sw_KE" w:bidi="sw_KE"/>
-          </w:rPr>
-          <w:rPr>
-            <w:color w:val="0000EE"/>
-            <w:u w:val="single"/>
-          </w:rPr>
-          <w:t>sura 7–12</w:t>
-        </w:r>
-      </w:hyperlink>
+      <w:r>
+        <w:rPr>
+          <w:lang w:val="sw_KE" w:bidi="sw_KE"/>
+        </w:rPr>
+        <w:t>sura 7–12</w:t>
+      </w:r>
       <w:r>
         <w:rPr>
           <w:lang w:val="sw_KE" w:bidi="sw_KE"/>
         </w:rPr>
         <w:t xml:space="preserve">, na wa Mfalme Hezekia katika </w:t>
       </w:r>
-      <w:hyperlink r:id="rId24">
-        <w:r>
-          <w:rPr>
-            <w:lang w:val="sw_KE" w:bidi="sw_KE"/>
-          </w:rPr>
-          <w:rPr>
-            <w:color w:val="0000EE"/>
-            <w:u w:val="single"/>
-          </w:rPr>
-          <w:t>sura 36–39</w:t>
-        </w:r>
-      </w:hyperlink>
+      <w:r>
+        <w:rPr>
+          <w:lang w:val="sw_KE" w:bidi="sw_KE"/>
+        </w:rPr>
+        <w:t>sura 36–39</w:t>
+      </w:r>
       <w:r>
         <w:rPr>
           <w:lang w:val="sw_KE" w:bidi="sw_KE"/>
         </w:rPr>
         <w:t>. Wakati Ahazi alishindwa kumtumaini Mungu, maafa yalitokea. Kinyume chake, mwanawe Hezekia alimtumaini Mungu, na uokoaji mkubwa ulitokea. Hata hivyo, Hezekia pia alikuwa na nyakati za udhaifu (</w:t>
       </w:r>
-      <w:hyperlink r:id="rId25">
-        <w:r>
-          <w:rPr>
-            <w:lang w:val="sw_KE" w:bidi="sw_KE"/>
-          </w:rPr>
-          <w:rPr>
-            <w:color w:val="0000EE"/>
-            <w:u w:val="single"/>
-          </w:rPr>
-          <w:t>sura ya 39</w:t>
-        </w:r>
-      </w:hyperlink>
+      <w:r>
+        <w:rPr>
+          <w:lang w:val="sw_KE" w:bidi="sw_KE"/>
+        </w:rPr>
+        <w:t>sura ya 39</w:t>
+      </w:r>
       <w:r>
         <w:rPr>
           <w:lang w:val="sw_KE" w:bidi="sw_KE"/>
@@ -634,54 +550,36 @@
           <w:lang w:val="sw_KE" w:bidi="sw_KE"/>
         </w:rPr>
       </w:r>
-      <w:hyperlink r:id="rId26">
-        <w:r>
-          <w:rPr>
-            <w:lang w:val="sw_KE" w:bidi="sw_KE"/>
-          </w:rPr>
-          <w:rPr>
-            <w:color w:val="0000EE"/>
-            <w:u w:val="single"/>
-          </w:rPr>
-          <w:t>Isaya 40–55</w:t>
-        </w:r>
-      </w:hyperlink>
+      <w:r>
+        <w:rPr>
+          <w:lang w:val="sw_KE" w:bidi="sw_KE"/>
+        </w:rPr>
+        <w:t>Isaya 40–55</w:t>
+      </w:r>
       <w:r>
         <w:rPr>
           <w:lang w:val="sw_KE" w:bidi="sw_KE"/>
         </w:rPr>
         <w:t xml:space="preserve"> inaleta maswali ambayo yangetokea wakati wa uhamisho wa Yuda kwenda Babeli mnamo mwaka wa 586 KK. Je, Uhamisho unamaanisha kwamba Mungu alishindwa, ama na Wababeli au kwa dhambi za Yuda? Je, kusudi la Mungu kwa Yuda limevurugika, na je, hana uwezo wa kufanya lolote kuhusu hilo? Katika </w:t>
       </w:r>
-      <w:hyperlink r:id="rId27">
-        <w:r>
-          <w:rPr>
-            <w:lang w:val="sw_KE" w:bidi="sw_KE"/>
-          </w:rPr>
-          <w:rPr>
-            <w:color w:val="0000EE"/>
-            <w:u w:val="single"/>
-          </w:rPr>
-          <w:t>sura 40–48</w:t>
-        </w:r>
-      </w:hyperlink>
+      <w:r>
+        <w:rPr>
+          <w:lang w:val="sw_KE" w:bidi="sw_KE"/>
+        </w:rPr>
+        <w:t>sura 40–48</w:t>
+      </w:r>
       <w:r>
         <w:rPr>
           <w:lang w:val="sw_KE" w:bidi="sw_KE"/>
         </w:rPr>
         <w:t xml:space="preserve">, Isaya anaonyesha kwamba Mungu ni mkuu zaidi kuliko mungu yeyote wa sanamu, na watu wake watakuwa ushahidi wa hili wakati Mungu atakapowaokoa kutoka mikononi mwa Babeli ambayo mwishowe haina msaada. Katika </w:t>
       </w:r>
-      <w:hyperlink r:id="rId28">
-        <w:r>
-          <w:rPr>
-            <w:lang w:val="sw_KE" w:bidi="sw_KE"/>
-          </w:rPr>
-          <w:rPr>
-            <w:color w:val="0000EE"/>
-            <w:u w:val="single"/>
-          </w:rPr>
-          <w:t>sura 49–55</w:t>
-        </w:r>
-      </w:hyperlink>
+      <w:r>
+        <w:rPr>
+          <w:lang w:val="sw_KE" w:bidi="sw_KE"/>
+        </w:rPr>
+        <w:t>sura 49–55</w:t>
+      </w:r>
       <w:r>
         <w:rPr>
           <w:lang w:val="sw_KE" w:bidi="sw_KE"/>
@@ -696,18 +594,12 @@
           <w:lang w:val="sw_KE" w:bidi="sw_KE"/>
         </w:rPr>
       </w:r>
-      <w:hyperlink r:id="rId29">
-        <w:r>
-          <w:rPr>
-            <w:lang w:val="sw_KE" w:bidi="sw_KE"/>
-          </w:rPr>
-          <w:rPr>
-            <w:color w:val="0000EE"/>
-            <w:u w:val="single"/>
-          </w:rPr>
-          <w:t>Isaya 56–66</w:t>
-        </w:r>
-      </w:hyperlink>
+      <w:r>
+        <w:rPr>
+          <w:lang w:val="sw_KE" w:bidi="sw_KE"/>
+        </w:rPr>
+        <w:t>Isaya 56–66</w:t>
+      </w:r>
       <w:r>
         <w:rPr>
           <w:lang w:val="sw_KE" w:bidi="sw_KE"/>
@@ -739,90 +631,60 @@
         </w:rPr>
         <w:t xml:space="preserve">Kitabu cha Isaya kinashughulikia hali tatu tofauti za kihistoria, mbili kati ya hizo zikiwa nje ya maisha ya nabii mwenyewe. Kwa sababu hiyo, wasomi wengi wamependekeza kwamba nabii Isaya hakuweza kuandika kitabu chote; mtazamo huu umekuwa ukitawala tangu katikati ya miaka ya 1800. Hata hivyo, ikiwa uvuvio wa Mungu ni ukweli, unabii wa kutabiri ni uwezekano halisi, kwa hivyo haileti tatizo kwamba sehemu za kitabu zinashughulikia kile kilichokuwa katika siku zijazo kwa Isaya. Zaidi ya hayo, kitabu kinaonyesha umoja wa ajabu wa kifasihi. Yesu na waandishi wa Agano Jipya wanaponukuu kutoka kitabu cha Isaya, wanadai kwa uthabiti kwamba wanarejelea kile nabii Isaya alisema (tazama, kwa mfano, </w:t>
       </w:r>
-      <w:hyperlink r:id="rId30">
-        <w:r>
-          <w:rPr>
-            <w:lang w:val="sw_KE" w:bidi="sw_KE"/>
-          </w:rPr>
-          <w:rPr>
-            <w:color w:val="0000EE"/>
-            <w:u w:val="single"/>
-          </w:rPr>
-          <w:t>Math 8:17</w:t>
-        </w:r>
-      </w:hyperlink>
+      <w:r>
+        <w:rPr>
+          <w:lang w:val="sw_KE" w:bidi="sw_KE"/>
+        </w:rPr>
+        <w:t>Math 8:17</w:t>
+      </w:r>
       <w:r>
         <w:rPr>
           <w:lang w:val="sw_KE" w:bidi="sw_KE"/>
         </w:rPr>
         <w:t xml:space="preserve">; </w:t>
       </w:r>
-      <w:hyperlink r:id="rId31">
-        <w:r>
-          <w:rPr>
-            <w:lang w:val="sw_KE" w:bidi="sw_KE"/>
-          </w:rPr>
-          <w:rPr>
-            <w:color w:val="0000EE"/>
-            <w:u w:val="single"/>
-          </w:rPr>
-          <w:t>12:17–21</w:t>
-        </w:r>
-      </w:hyperlink>
+      <w:r>
+        <w:rPr>
+          <w:lang w:val="sw_KE" w:bidi="sw_KE"/>
+        </w:rPr>
+        <w:t>12:17–21</w:t>
+      </w:r>
       <w:r>
         <w:rPr>
           <w:lang w:val="sw_KE" w:bidi="sw_KE"/>
         </w:rPr>
         <w:t xml:space="preserve">; </w:t>
       </w:r>
-      <w:hyperlink r:id="rId32">
-        <w:r>
-          <w:rPr>
-            <w:lang w:val="sw_KE" w:bidi="sw_KE"/>
-          </w:rPr>
-          <w:rPr>
-            <w:color w:val="0000EE"/>
-            <w:u w:val="single"/>
-          </w:rPr>
-          <w:t>Luka 3:4–6</w:t>
-        </w:r>
-      </w:hyperlink>
+      <w:r>
+        <w:rPr>
+          <w:lang w:val="sw_KE" w:bidi="sw_KE"/>
+        </w:rPr>
+        <w:t>Luka 3:4–6</w:t>
+      </w:r>
       <w:r>
         <w:rPr>
           <w:lang w:val="sw_KE" w:bidi="sw_KE"/>
         </w:rPr>
         <w:t xml:space="preserve">; </w:t>
       </w:r>
-      <w:hyperlink r:id="rId33">
-        <w:r>
-          <w:rPr>
-            <w:lang w:val="sw_KE" w:bidi="sw_KE"/>
-          </w:rPr>
-          <w:rPr>
-            <w:color w:val="0000EE"/>
-            <w:u w:val="single"/>
-          </w:rPr>
-          <w:t>Matendo 8:28–35</w:t>
-        </w:r>
-      </w:hyperlink>
+      <w:r>
+        <w:rPr>
+          <w:lang w:val="sw_KE" w:bidi="sw_KE"/>
+        </w:rPr>
+        <w:t>Matendo 8:28–35</w:t>
+      </w:r>
       <w:r>
         <w:rPr>
           <w:lang w:val="sw_KE" w:bidi="sw_KE"/>
         </w:rPr>
         <w:t xml:space="preserve">; </w:t>
       </w:r>
-      <w:hyperlink r:id="rId34">
-        <w:r>
-          <w:rPr>
-            <w:lang w:val="sw_KE" w:bidi="sw_KE"/>
-          </w:rPr>
-          <w:rPr>
-            <w:color w:val="0000EE"/>
-            <w:u w:val="single"/>
-          </w:rPr>
-          <w:t>war 10:16</w:t>
-        </w:r>
-      </w:hyperlink>
+      <w:r>
+        <w:rPr>
+          <w:lang w:val="sw_KE" w:bidi="sw_KE"/>
+        </w:rPr>
+        <w:t>war 10:16</w:t>
+      </w:r>
       <w:r>
         <w:rPr>
           <w:lang w:val="sw_KE" w:bidi="sw_KE"/>
@@ -854,72 +716,48 @@
         </w:rPr>
         <w:t xml:space="preserve">Inaonekana kuna uwezekano kutoka kwa marejeleo ya kihistoria katika </w:t>
       </w:r>
-      <w:hyperlink r:id="rId35">
-        <w:r>
-          <w:rPr>
-            <w:lang w:val="sw_KE" w:bidi="sw_KE"/>
-          </w:rPr>
-          <w:rPr>
-            <w:color w:val="0000EE"/>
-            <w:u w:val="single"/>
-          </w:rPr>
-          <w:t>sura 6–39</w:t>
-        </w:r>
-      </w:hyperlink>
+      <w:r>
+        <w:rPr>
+          <w:lang w:val="sw_KE" w:bidi="sw_KE"/>
+        </w:rPr>
+        <w:t>sura 6–39</w:t>
+      </w:r>
       <w:r>
         <w:rPr>
           <w:lang w:val="sw_KE" w:bidi="sw_KE"/>
         </w:rPr>
         <w:t xml:space="preserve"> kwamba vifaa hivi vilirekodiwa nyakati mbalimbali katika kipindi cha miaka thelathini na nane kati ya kifo cha Uzia mwaka 740 KK na kurudi nyuma kwa Senakeribu kutoka Yerusalemu mwaka 701 KK. Kwa sababu ya mtindo rahisi, wa kutafakari, na wa kufikiri wa </w:t>
       </w:r>
-      <w:hyperlink r:id="rId36">
-        <w:r>
-          <w:rPr>
-            <w:lang w:val="sw_KE" w:bidi="sw_KE"/>
-          </w:rPr>
-          <w:rPr>
-            <w:color w:val="0000EE"/>
-            <w:u w:val="single"/>
-          </w:rPr>
-          <w:t>sura 40–66</w:t>
-        </w:r>
-      </w:hyperlink>
+      <w:r>
+        <w:rPr>
+          <w:lang w:val="sw_KE" w:bidi="sw_KE"/>
+        </w:rPr>
+        <w:t>sura 40–66</w:t>
+      </w:r>
       <w:r>
         <w:rPr>
           <w:lang w:val="sw_KE" w:bidi="sw_KE"/>
         </w:rPr>
         <w:t xml:space="preserve">, inaonekana kuna uwezekano kwamba kipindi cha muda kilipita kati ya mwaka 701 KK na uandishi wa sura hizi. Hatufahamu ni lini Isaya alikufa, lakini mapokeo yanadokeza kifo chake wakati wa utawala wa pekee wa Manase (686–642 KK). Kwa hivyo inawezekana kwamba zaidi ya miaka kumi na tano ilipita kati ya uandishi wa </w:t>
       </w:r>
-      <w:hyperlink r:id="rId20">
-        <w:r>
-          <w:rPr>
-            <w:lang w:val="sw_KE" w:bidi="sw_KE"/>
-          </w:rPr>
-          <w:rPr>
-            <w:color w:val="0000EE"/>
-            <w:u w:val="single"/>
-          </w:rPr>
-          <w:t>sura 1–39</w:t>
-        </w:r>
-      </w:hyperlink>
+      <w:r>
+        <w:rPr>
+          <w:lang w:val="sw_KE" w:bidi="sw_KE"/>
+        </w:rPr>
+        <w:t>sura 1–39</w:t>
+      </w:r>
       <w:r>
         <w:rPr>
           <w:lang w:val="sw_KE" w:bidi="sw_KE"/>
         </w:rPr>
         <w:t xml:space="preserve"> na uandishi wa </w:t>
       </w:r>
-      <w:hyperlink r:id="rId36">
-        <w:r>
-          <w:rPr>
-            <w:lang w:val="sw_KE" w:bidi="sw_KE"/>
-          </w:rPr>
-          <w:rPr>
-            <w:color w:val="0000EE"/>
-            <w:u w:val="single"/>
-          </w:rPr>
-          <w:t>sura 40–66</w:t>
-        </w:r>
-      </w:hyperlink>
+      <w:r>
+        <w:rPr>
+          <w:lang w:val="sw_KE" w:bidi="sw_KE"/>
+        </w:rPr>
+        <w:t>sura 40–66</w:t>
+      </w:r>
       <w:r>
         <w:rPr>
           <w:lang w:val="sw_KE" w:bidi="sw_KE"/>
@@ -969,18 +807,12 @@
         </w:rPr>
         <w:t>hotuba za hukumu zinazoonya Israeli kwamba Mungu atawaadhibu kwa dhambi zao (</w:t>
       </w:r>
-      <w:hyperlink r:id="rId37">
-        <w:r>
-          <w:rPr>
-            <w:lang w:val="sw_KE" w:bidi="sw_KE"/>
-          </w:rPr>
-          <w:rPr>
-            <w:color w:val="0000EE"/>
-            <w:u w:val="single"/>
-          </w:rPr>
-          <w:t>9:8–21</w:t>
-        </w:r>
-      </w:hyperlink>
+      <w:r>
+        <w:rPr>
+          <w:lang w:val="sw_KE" w:bidi="sw_KE"/>
+        </w:rPr>
+        <w:t>9:8–21</w:t>
+      </w:r>
       <w:r>
         <w:rPr>
           <w:lang w:val="sw_KE" w:bidi="sw_KE"/>
@@ -1005,54 +837,36 @@
         </w:rPr>
         <w:t>unabii wa maafa unaolalamika juu ya kifo kinachokaribia cha taifa (</w:t>
       </w:r>
-      <w:hyperlink r:id="rId38">
-        <w:r>
-          <w:rPr>
-            <w:lang w:val="sw_KE" w:bidi="sw_KE"/>
-          </w:rPr>
-          <w:rPr>
-            <w:color w:val="0000EE"/>
-            <w:u w:val="single"/>
-          </w:rPr>
-          <w:t>5:8–30</w:t>
-        </w:r>
-      </w:hyperlink>
+      <w:r>
+        <w:rPr>
+          <w:lang w:val="sw_KE" w:bidi="sw_KE"/>
+        </w:rPr>
+        <w:t>5:8–30</w:t>
+      </w:r>
       <w:r>
         <w:rPr>
           <w:lang w:val="sw_KE" w:bidi="sw_KE"/>
         </w:rPr>
         <w:t xml:space="preserve">; </w:t>
       </w:r>
-      <w:hyperlink r:id="rId39">
-        <w:r>
-          <w:rPr>
-            <w:lang w:val="sw_KE" w:bidi="sw_KE"/>
-          </w:rPr>
-          <w:rPr>
-            <w:color w:val="0000EE"/>
-            <w:u w:val="single"/>
-          </w:rPr>
-          <w:t>29:1–12</w:t>
-        </w:r>
-      </w:hyperlink>
+      <w:r>
+        <w:rPr>
+          <w:lang w:val="sw_KE" w:bidi="sw_KE"/>
+        </w:rPr>
+        <w:t>29:1–12</w:t>
+      </w:r>
       <w:r>
         <w:rPr>
           <w:lang w:val="sw_KE" w:bidi="sw_KE"/>
         </w:rPr>
         <w:t xml:space="preserve">; </w:t>
       </w:r>
-      <w:hyperlink r:id="rId40">
-        <w:r>
-          <w:rPr>
-            <w:lang w:val="sw_KE" w:bidi="sw_KE"/>
-          </w:rPr>
-          <w:rPr>
-            <w:color w:val="0000EE"/>
-            <w:u w:val="single"/>
-          </w:rPr>
-          <w:t>31:1–9</w:t>
-        </w:r>
-      </w:hyperlink>
+      <w:r>
+        <w:rPr>
+          <w:lang w:val="sw_KE" w:bidi="sw_KE"/>
+        </w:rPr>
+        <w:t>31:1–9</w:t>
+      </w:r>
       <w:r>
         <w:rPr>
           <w:lang w:val="sw_KE" w:bidi="sw_KE"/>
@@ -1077,36 +891,24 @@
         </w:rPr>
         <w:t>mithali zinazofundisha kwa mlinganisho (</w:t>
       </w:r>
-      <w:hyperlink r:id="rId41">
-        <w:r>
-          <w:rPr>
-            <w:lang w:val="sw_KE" w:bidi="sw_KE"/>
-          </w:rPr>
-          <w:rPr>
-            <w:color w:val="0000EE"/>
-            <w:u w:val="single"/>
-          </w:rPr>
-          <w:t>5:1–8</w:t>
-        </w:r>
-      </w:hyperlink>
+      <w:r>
+        <w:rPr>
+          <w:lang w:val="sw_KE" w:bidi="sw_KE"/>
+        </w:rPr>
+        <w:t>5:1–8</w:t>
+      </w:r>
       <w:r>
         <w:rPr>
           <w:lang w:val="sw_KE" w:bidi="sw_KE"/>
         </w:rPr>
         <w:t xml:space="preserve">; </w:t>
       </w:r>
-      <w:hyperlink r:id="rId42">
-        <w:r>
-          <w:rPr>
-            <w:lang w:val="sw_KE" w:bidi="sw_KE"/>
-          </w:rPr>
-          <w:rPr>
-            <w:color w:val="0000EE"/>
-            <w:u w:val="single"/>
-          </w:rPr>
-          <w:t>27:2–6</w:t>
-        </w:r>
-      </w:hyperlink>
+      <w:r>
+        <w:rPr>
+          <w:lang w:val="sw_KE" w:bidi="sw_KE"/>
+        </w:rPr>
+        <w:t>27:2–6</w:t>
+      </w:r>
       <w:r>
         <w:rPr>
           <w:lang w:val="sw_KE" w:bidi="sw_KE"/>
@@ -1131,18 +933,12 @@
         </w:rPr>
         <w:t>majaribio ya hotuba kuthibitisha hali (</w:t>
       </w:r>
-      <w:hyperlink r:id="rId43">
-        <w:r>
-          <w:rPr>
-            <w:lang w:val="sw_KE" w:bidi="sw_KE"/>
-          </w:rPr>
-          <w:rPr>
-            <w:color w:val="0000EE"/>
-            <w:u w:val="single"/>
-          </w:rPr>
-          <w:t>41:21–29</w:t>
-        </w:r>
-      </w:hyperlink>
+      <w:r>
+        <w:rPr>
+          <w:lang w:val="sw_KE" w:bidi="sw_KE"/>
+        </w:rPr>
+        <w:t>41:21–29</w:t>
+      </w:r>
       <w:r>
         <w:rPr>
           <w:lang w:val="sw_KE" w:bidi="sw_KE"/>
@@ -1167,54 +963,36 @@
         </w:rPr>
         <w:t>unabii wa wokovu wa matumaini kwa siku zijazo (</w:t>
       </w:r>
-      <w:hyperlink r:id="rId44">
-        <w:r>
-          <w:rPr>
-            <w:lang w:val="sw_KE" w:bidi="sw_KE"/>
-          </w:rPr>
-          <w:rPr>
-            <w:color w:val="0000EE"/>
-            <w:u w:val="single"/>
-          </w:rPr>
-          <w:t>2:1–5</w:t>
-        </w:r>
-      </w:hyperlink>
+      <w:r>
+        <w:rPr>
+          <w:lang w:val="sw_KE" w:bidi="sw_KE"/>
+        </w:rPr>
+        <w:t>2:1–5</w:t>
+      </w:r>
       <w:r>
         <w:rPr>
           <w:lang w:val="sw_KE" w:bidi="sw_KE"/>
         </w:rPr>
         <w:t xml:space="preserve">; </w:t>
       </w:r>
-      <w:hyperlink r:id="rId45">
-        <w:r>
-          <w:rPr>
-            <w:lang w:val="sw_KE" w:bidi="sw_KE"/>
-          </w:rPr>
-          <w:rPr>
-            <w:color w:val="0000EE"/>
-            <w:u w:val="single"/>
-          </w:rPr>
-          <w:t>32:1–20</w:t>
-        </w:r>
-      </w:hyperlink>
+      <w:r>
+        <w:rPr>
+          <w:lang w:val="sw_KE" w:bidi="sw_KE"/>
+        </w:rPr>
+        <w:t>32:1–20</w:t>
+      </w:r>
       <w:r>
         <w:rPr>
           <w:lang w:val="sw_KE" w:bidi="sw_KE"/>
         </w:rPr>
         <w:t xml:space="preserve">; </w:t>
       </w:r>
-      <w:hyperlink r:id="rId46">
-        <w:r>
-          <w:rPr>
-            <w:lang w:val="sw_KE" w:bidi="sw_KE"/>
-          </w:rPr>
-          <w:rPr>
-            <w:color w:val="0000EE"/>
-            <w:u w:val="single"/>
-          </w:rPr>
-          <w:t>60:1–22</w:t>
-        </w:r>
-      </w:hyperlink>
+      <w:r>
+        <w:rPr>
+          <w:lang w:val="sw_KE" w:bidi="sw_KE"/>
+        </w:rPr>
+        <w:t>60:1–22</w:t>
+      </w:r>
       <w:r>
         <w:rPr>
           <w:lang w:val="sw_KE" w:bidi="sw_KE"/>
@@ -1239,36 +1017,24 @@
         </w:rPr>
         <w:t>nyimbo za sifa kwa Mungu kwa uaminifu wake (</w:t>
       </w:r>
-      <w:hyperlink r:id="rId47">
-        <w:r>
-          <w:rPr>
-            <w:lang w:val="sw_KE" w:bidi="sw_KE"/>
-          </w:rPr>
-          <w:rPr>
-            <w:color w:val="0000EE"/>
-            <w:u w:val="single"/>
-          </w:rPr>
-          <w:t>12:1–6</w:t>
-        </w:r>
-      </w:hyperlink>
+      <w:r>
+        <w:rPr>
+          <w:lang w:val="sw_KE" w:bidi="sw_KE"/>
+        </w:rPr>
+        <w:t>12:1–6</w:t>
+      </w:r>
       <w:r>
         <w:rPr>
           <w:lang w:val="sw_KE" w:bidi="sw_KE"/>
         </w:rPr>
         <w:t xml:space="preserve">; </w:t>
       </w:r>
-      <w:hyperlink r:id="rId48">
-        <w:r>
-          <w:rPr>
-            <w:lang w:val="sw_KE" w:bidi="sw_KE"/>
-          </w:rPr>
-          <w:rPr>
-            <w:color w:val="0000EE"/>
-            <w:u w:val="single"/>
-          </w:rPr>
-          <w:t>26:1–6</w:t>
-        </w:r>
-      </w:hyperlink>
+      <w:r>
+        <w:rPr>
+          <w:lang w:val="sw_KE" w:bidi="sw_KE"/>
+        </w:rPr>
+        <w:t>26:1–6</w:t>
+      </w:r>
       <w:r>
         <w:rPr>
           <w:lang w:val="sw_KE" w:bidi="sw_KE"/>
@@ -1293,36 +1059,24 @@
         </w:rPr>
         <w:t>unabii dhidi ya mataifa ya kigeni (</w:t>
       </w:r>
-      <w:hyperlink r:id="rId49">
-        <w:r>
-          <w:rPr>
-            <w:lang w:val="sw_KE" w:bidi="sw_KE"/>
-          </w:rPr>
-          <w:rPr>
-            <w:color w:val="0000EE"/>
-            <w:u w:val="single"/>
-          </w:rPr>
-          <w:t>15:1–16:14</w:t>
-        </w:r>
-      </w:hyperlink>
+      <w:r>
+        <w:rPr>
+          <w:lang w:val="sw_KE" w:bidi="sw_KE"/>
+        </w:rPr>
+        <w:t>15:1–16:14</w:t>
+      </w:r>
       <w:r>
         <w:rPr>
           <w:lang w:val="sw_KE" w:bidi="sw_KE"/>
         </w:rPr>
         <w:t xml:space="preserve">; </w:t>
       </w:r>
-      <w:hyperlink r:id="rId50">
-        <w:r>
-          <w:rPr>
-            <w:lang w:val="sw_KE" w:bidi="sw_KE"/>
-          </w:rPr>
-          <w:rPr>
-            <w:color w:val="0000EE"/>
-            <w:u w:val="single"/>
-          </w:rPr>
-          <w:t>23:1–18</w:t>
-        </w:r>
-      </w:hyperlink>
+      <w:r>
+        <w:rPr>
+          <w:lang w:val="sw_KE" w:bidi="sw_KE"/>
+        </w:rPr>
+        <w:t>23:1–18</w:t>
+      </w:r>
       <w:r>
         <w:rPr>
           <w:lang w:val="sw_KE" w:bidi="sw_KE"/>
@@ -1347,36 +1101,24 @@
         </w:rPr>
         <w:t>unabii wa mfalme ajaye, Masihi (</w:t>
       </w:r>
-      <w:hyperlink r:id="rId51">
-        <w:r>
-          <w:rPr>
-            <w:lang w:val="sw_KE" w:bidi="sw_KE"/>
-          </w:rPr>
-          <w:rPr>
-            <w:color w:val="0000EE"/>
-            <w:u w:val="single"/>
-          </w:rPr>
-          <w:t>9:1–7</w:t>
-        </w:r>
-      </w:hyperlink>
+      <w:r>
+        <w:rPr>
+          <w:lang w:val="sw_KE" w:bidi="sw_KE"/>
+        </w:rPr>
+        <w:t>9:1–7</w:t>
+      </w:r>
       <w:r>
         <w:rPr>
           <w:lang w:val="sw_KE" w:bidi="sw_KE"/>
         </w:rPr>
         <w:t xml:space="preserve">; </w:t>
       </w:r>
-      <w:hyperlink r:id="rId52">
-        <w:r>
-          <w:rPr>
-            <w:lang w:val="sw_KE" w:bidi="sw_KE"/>
-          </w:rPr>
-          <w:rPr>
-            <w:color w:val="0000EE"/>
-            <w:u w:val="single"/>
-          </w:rPr>
-          <w:t>11:1–9</w:t>
-        </w:r>
-      </w:hyperlink>
+      <w:r>
+        <w:rPr>
+          <w:lang w:val="sw_KE" w:bidi="sw_KE"/>
+        </w:rPr>
+        <w:t>11:1–9</w:t>
+      </w:r>
       <w:r>
         <w:rPr>
           <w:lang w:val="sw_KE" w:bidi="sw_KE"/>
@@ -1401,36 +1143,24 @@
         </w:rPr>
         <w:t>nyimbo za mtumishi kuhusu mmoja ambaye angeweza kuteswa kwa ajili ya dhambi za wengine (</w:t>
       </w:r>
-      <w:hyperlink r:id="rId53">
-        <w:r>
-          <w:rPr>
-            <w:lang w:val="sw_KE" w:bidi="sw_KE"/>
-          </w:rPr>
-          <w:rPr>
-            <w:color w:val="0000EE"/>
-            <w:u w:val="single"/>
-          </w:rPr>
-          <w:t>42:1–9</w:t>
-        </w:r>
-      </w:hyperlink>
+      <w:r>
+        <w:rPr>
+          <w:lang w:val="sw_KE" w:bidi="sw_KE"/>
+        </w:rPr>
+        <w:t>42:1–9</w:t>
+      </w:r>
       <w:r>
         <w:rPr>
           <w:lang w:val="sw_KE" w:bidi="sw_KE"/>
         </w:rPr>
         <w:t xml:space="preserve">; </w:t>
       </w:r>
-      <w:hyperlink r:id="rId54">
-        <w:r>
-          <w:rPr>
-            <w:lang w:val="sw_KE" w:bidi="sw_KE"/>
-          </w:rPr>
-          <w:rPr>
-            <w:color w:val="0000EE"/>
-            <w:u w:val="single"/>
-          </w:rPr>
-          <w:t>52:13–53:12</w:t>
-        </w:r>
-      </w:hyperlink>
+      <w:r>
+        <w:rPr>
+          <w:lang w:val="sw_KE" w:bidi="sw_KE"/>
+        </w:rPr>
+        <w:t>52:13–53:12</w:t>
+      </w:r>
       <w:r>
         <w:rPr>
           <w:lang w:val="sw_KE" w:bidi="sw_KE"/>
@@ -1455,36 +1185,24 @@
         </w:rPr>
         <w:t>maelezo ya matukio ya sasa (</w:t>
       </w:r>
-      <w:hyperlink r:id="rId55">
-        <w:r>
-          <w:rPr>
-            <w:lang w:val="sw_KE" w:bidi="sw_KE"/>
-          </w:rPr>
-          <w:rPr>
-            <w:color w:val="0000EE"/>
-            <w:u w:val="single"/>
-          </w:rPr>
-          <w:t>36:1–22</w:t>
-        </w:r>
-      </w:hyperlink>
+      <w:r>
+        <w:rPr>
+          <w:lang w:val="sw_KE" w:bidi="sw_KE"/>
+        </w:rPr>
+        <w:t>36:1–22</w:t>
+      </w:r>
       <w:r>
         <w:rPr>
           <w:lang w:val="sw_KE" w:bidi="sw_KE"/>
         </w:rPr>
         <w:t xml:space="preserve">; </w:t>
       </w:r>
-      <w:hyperlink r:id="rId25">
-        <w:r>
-          <w:rPr>
-            <w:lang w:val="sw_KE" w:bidi="sw_KE"/>
-          </w:rPr>
-          <w:rPr>
-            <w:color w:val="0000EE"/>
-            <w:u w:val="single"/>
-          </w:rPr>
-          <w:t>39:1–8</w:t>
-        </w:r>
-      </w:hyperlink>
+      <w:r>
+        <w:rPr>
+          <w:lang w:val="sw_KE" w:bidi="sw_KE"/>
+        </w:rPr>
+        <w:t>39:1–8</w:t>
+      </w:r>
       <w:r>
         <w:rPr>
           <w:lang w:val="sw_KE" w:bidi="sw_KE"/>
@@ -1542,18 +1260,12 @@
         </w:rPr>
         <w:t xml:space="preserve"> (“Mungu yuko pamoja nasi,” </w:t>
       </w:r>
-      <w:hyperlink r:id="rId56">
-        <w:r>
-          <w:rPr>
-            <w:lang w:val="sw_KE" w:bidi="sw_KE"/>
-          </w:rPr>
-          <w:rPr>
-            <w:color w:val="0000EE"/>
-            <w:u w:val="single"/>
-          </w:rPr>
-          <w:t>7:14</w:t>
-        </w:r>
-      </w:hyperlink>
+      <w:r>
+        <w:rPr>
+          <w:lang w:val="sw_KE" w:bidi="sw_KE"/>
+        </w:rPr>
+        <w:t>7:14</w:t>
+      </w:r>
       <w:r>
         <w:rPr>
           <w:lang w:val="sw_KE" w:bidi="sw_KE"/>
@@ -1586,18 +1298,12 @@
         </w:rPr>
         <w:t xml:space="preserve"> (katika mwili), Yesu Kristo, ambaye kwa kweli ndiye Immanueli (tazama </w:t>
       </w:r>
-      <w:hyperlink r:id="rId57">
-        <w:r>
-          <w:rPr>
-            <w:lang w:val="sw_KE" w:bidi="sw_KE"/>
-          </w:rPr>
-          <w:rPr>
-            <w:color w:val="0000EE"/>
-            <w:u w:val="single"/>
-          </w:rPr>
-          <w:t>Math 1:21–23</w:t>
-        </w:r>
-      </w:hyperlink>
+      <w:r>
+        <w:rPr>
+          <w:lang w:val="sw_KE" w:bidi="sw_KE"/>
+        </w:rPr>
+        <w:t>Math 1:21–23</w:t>
+      </w:r>
       <w:r>
         <w:rPr>
           <w:lang w:val="sw_KE" w:bidi="sw_KE"/>
